--- a/tai-lieu-noi-bo/moscow/moscow-planetarium.docx
+++ b/tai-lieu-noi-bo/moscow/moscow-planetarium.docx
@@ -96,6 +96,30 @@
       </w:pPr>
       <w:r>
         <w:t>Nằm sát Vườn thú Moskva, gần ga metro Barrikadnaya — dễ kết hợp trong một ngày tham quan.</w:t>
+      </w:r>
+    </w:p>
+    <w:p>
+      <w:pPr>
+        <w:pStyle w:val="ListBullet"/>
+      </w:pPr>
+      <w:r>
+        <w:t>Con lắc Foucault lớn nhất nước Nga (quả cầu 50 kg treo trên dây dài 16 m) và quả cầu plasma kiểu Tesla ở khu Lunarium.</w:t>
+      </w:r>
+    </w:p>
+    <w:p>
+      <w:pPr>
+        <w:pStyle w:val="ListBullet"/>
+      </w:pPr>
+      <w:r>
+        <w:t>Thiên thạch Seymchan nặng 1.652 kg cùng các mẫu đá Mặt Trăng và Sao Hỏa tại Bảo tàng Urania.</w:t>
+      </w:r>
+    </w:p>
+    <w:p>
+      <w:pPr>
+        <w:pStyle w:val="ListBullet"/>
+      </w:pPr>
+      <w:r>
+        <w:t>1960–1975: mọi nhà du hành vũ trụ Liên Xô đều học định vị thiên văn tại đây — 'Con đường tới Baikonur bắt đầu từ Cung Thiên văn Moscow' (Aleksey Leonov).</w:t>
       </w:r>
     </w:p>
     <w:p>
@@ -431,6 +455,108 @@
       </w:pPr>
       <w:r>
         <w:t>Khu Lunarium được chia thành các phân khu chủ đề về thiên văn và vật lý, nơi mỗi mô hình là một thí nghiệm nhỏ để khách tự khám phá quy luật tự nhiên. Đây là không gian đặc biệt lý tưởng cho các em nhỏ hiếu động, khi kiến thức được truyền tải qua thao tác trực tiếp thay vì lời giảng khô khan — biến việc học vật lý và thiên văn thành một cuộc chơi đầy hứng khởi và bất ngờ.</w:t>
+      </w:r>
+    </w:p>
+    <w:p>
+      <w:pPr>
+        <w:pStyle w:val="Heading1"/>
+      </w:pPr>
+      <w:r>
+        <w:rPr>
+          <w:color w:val="152C4E"/>
+        </w:rPr>
+        <w:t>Đi từng khu — xem gì ở mỗi tầng</w:t>
+      </w:r>
+    </w:p>
+    <w:p>
+      <w:pPr>
+        <w:jc w:val="both"/>
+      </w:pPr>
+      <w:r>
+        <w:t>Cung Thiên văn không phải chỉ có một 'rạp chiếu sao': đây là cả một tổ hợp nhiều khu, mỗi khu một trải nghiệm. Gợi ý cho hướng dẫn viên: bố trí thời gian để khách xem Bảo tàng Urania và khu tương tác Lunarium trước, rồi dành suất chiếu vòm sao ở Đại Sảnh Sao làm 'món chính' cuối cùng — như vậy khách vừa hiểu kiến thức nền, vừa giữ được cảm xúc cao trào.</w:t>
+      </w:r>
+    </w:p>
+    <w:p>
+      <w:pPr>
+        <w:jc w:val="both"/>
+      </w:pPr>
+      <w:r>
+        <w:t>Trái tim của cung là Đại Sảnh Sao (Большой звёздный зал / Big Star Hall) với mái vòm chiếu đường kính khoảng 25 m — một trong những vòm chiếu lớn nhất châu Âu. Ở đây, máy chiếu quang học Carl Zeiss Universarium M9 có thể 'rải' hơn 9.000 ngôi sao lên vòm, tái hiện bầu trời đêm sống động đến từng chòm sao và tinh vân. Khách ngả lưng trên ghế chuyên dụng để ngước nhìn, xem các chương trình về hệ Mặt Trời và vũ trụ. Cách kể: nhắc khách rằng số sao mắt thường thấy được trên bầu trời thật cũng chỉ vài nghìn — nên những gì họ đang thấy trên vòm là cả một bầu trời 'sạch', không ô nhiễm ánh sáng.</w:t>
+      </w:r>
+    </w:p>
+    <w:p>
+      <w:pPr>
+        <w:jc w:val="both"/>
+      </w:pPr>
+      <w:r>
+        <w:t>Bảo tàng Urania (Музей Урании) là kho báu của người mê thiên văn: bộ sưu tập hơn 100 thiên thạch, trong đó có cả những mẫu đá quý hiếm từ Mặt Trăng và Sao Hỏa. Hiện vật 'nặng ký' nhất theo đúng nghĩa đen là một mảnh thiên thạch Seymchan (Сеймчан) nặng tới 1.652 kg — khách có thể chạm tay vào một mảnh vật chất đến từ ngoài không gian. Bên cạnh đó là các máy chiếu sao lịch sử (kể cả chiếc Model II từ năm 1929), một kính viễn vọng phản xạ kiểu Newton cỡ nhỏ và bản sao kính của Galileo, địa cầu thiên thể của nhà thiên văn Jan Hevelius với 1.564 ngôi sao, cùng buồng mây Wilson dùng để 'nhìn thấy' đường đi của các hạt cơ bản.</w:t>
+      </w:r>
+    </w:p>
+    <w:p>
+      <w:pPr>
+        <w:jc w:val="both"/>
+      </w:pPr>
+      <w:r>
+        <w:t>Khu Lunarium (Лунариум) là 'thiên đường' của trẻ em và các gia đình: một bảo tàng khoa học tương tác hai tầng với hàng chục mô hình cho phép khách tự tay tạo sóng thần, khơi một cơn lốc xoáy, mô phỏng động đất hay 'điều khiển' một trạm vũ trụ. Tại đây đặt con lắc Foucault lớn nhất nước Nga — một quả cầu 50 kg treo trên sợi dây dài 16 m, chầm chậm gạt đổ từng chiếc chốt để chứng minh Trái Đất đang tự quay; và quả cầu plasma kiểu Tesla, khi khách đặt tay lên mặt kính thì những tia sét tí hon lập tức chạy theo đầu ngón tay.</w:t>
+      </w:r>
+    </w:p>
+    <w:p>
+      <w:pPr>
+        <w:jc w:val="both"/>
+      </w:pPr>
+      <w:r>
+        <w:t>Ngoài trời là Công viên Bầu Trời (Парк неба / Sky Park) — 'sân thiên văn' có từ năm 1947, từng được xem là lớn nhất Moscow. Ở đây bày các dụng cụ quan sát và đo đạc bầu trời theo lối cổ điển: nhiều loại đồng hồ mặt trời, các quả địa cầu, một 'chiếc ô thiên văn' và mô hình hệ 'Trái Đất – Mặt Trăng'. Đây là nơi lý tưởng để hướng dẫn viên giải thích những khái niệm cơ bản như cách người xưa xem giờ bằng bóng nắng.</w:t>
+      </w:r>
+    </w:p>
+    <w:p>
+      <w:pPr>
+        <w:jc w:val="both"/>
+      </w:pPr>
+      <w:r>
+        <w:t>Với người thực sự mê ngắm trời, Đài quan sát Lớn (Большая обсерватория / Great Observatory) trên nóc nhà đặt một kính viễn vọng đường kính 300 mm — được giới thiệu là lớn nhất Moscow mở cho công chúng, dùng để quan sát Mặt Trăng, các hành tinh và những thiên thể sáng trong những buổi trời quang. Ngoài ra cung còn có rạp phim 4D và các sảnh chiếu nhỏ dành cho những chương trình chuyên đề.</w:t>
+      </w:r>
+    </w:p>
+    <w:p>
+      <w:pPr>
+        <w:pStyle w:val="Heading1"/>
+      </w:pPr>
+      <w:r>
+        <w:rPr>
+          <w:color w:val="152C4E"/>
+        </w:rPr>
+        <w:t>Những hiện vật phải xem tận mắt &amp; một quá khứ gắn với giấc mơ vũ trụ</w:t>
+      </w:r>
+    </w:p>
+    <w:p>
+      <w:pPr>
+        <w:jc w:val="both"/>
+      </w:pPr>
+      <w:r>
+        <w:t>Nếu chỉ được chọn vài thứ để dừng lại thật kỹ, hãy ưu tiên con lắc Foucault. Nguyên lý này do nhà vật lý người Pháp Léon Foucault trình diễn lần đầu năm 1851 tại điện Panthéon ở Paris: mặt phẳng dao động của con lắc gần như đứng yên, còn sàn nhà (tức Trái Đất) mới là thứ quay bên dưới nó. Cách kể hấp dẫn: mời khách đứng chờ vài phút để tận mắt thấy con lắc lần lượt gạt đổ các chốt xếp vòng quanh — một 'bằng chứng sống' rằng chúng ta đang đứng trên một hành tinh đang xoay.</w:t>
+      </w:r>
+    </w:p>
+    <w:p>
+      <w:pPr>
+        <w:jc w:val="both"/>
+      </w:pPr>
+      <w:r>
+        <w:t>Quả cầu plasma cũng là điểm 'ăn ảnh' bậc nhất. Nguyên mẫu của thiết bị này được Nikola Tesla làm ra từ năm 1894: một quả cầu thủy tinh chứa khí trơ loãng, bên trong có điện cực; khi đặt điện áp cao, khí bị i-on hóa tạo ra những tia phóng điện như sét thu nhỏ. Đặt bàn tay lên mặt kính, các tia sét sẽ 'chạy' về phía tay khách — luôn khiến trẻ em (và cả người lớn) thích thú.</w:t>
+      </w:r>
+    </w:p>
+    <w:p>
+      <w:pPr>
+        <w:jc w:val="both"/>
+      </w:pPr>
+      <w:r>
+        <w:t>Bộ máy chiếu sao cũng là một câu chuyện lịch sử thú vị: từ chiếc Model II năm 1929 buổi ban đầu cho tới hệ Universarium M9 hiện đại ngày nay, chúng cho thấy cả hành trình tiến hóa của công nghệ 'vẽ trời' trong gần một thế kỷ. Hướng dẫn viên có thể dùng chi tiết này để nối quá khứ với hiện tại.</w:t>
+      </w:r>
+    </w:p>
+    <w:p>
+      <w:pPr>
+        <w:jc w:val="both"/>
+      </w:pPr>
+      <w:r>
+        <w:t>Điều khiến Cung Thiên văn Moscow thật đặc biệt là quá khứ gắn liền với giấc mơ chinh phục vũ trụ của nước Nga. Ngay trong Thế chiến II, cung vẫn mở cửa (chỉ đóng khoảng hai tháng), tổ chức các bài giảng thiên văn thực địa cho trinh sát và phi công, huấn luyện hoa tiêu cho lực lượng không quân tầm xa. Đặc biệt, trong giai đoạn 1960–1975, gần như mọi nhà du hành vũ trụ tương lai của Liên Xô đều tới đây học định vị bằng các vì sao. Chính Aleksey Leonov — người đầu tiên bước ra ngoài không gian — đã nói một câu đáng để hướng dẫn viên trích dẫn: 'Con đường tới Baikonur bắt đầu từ Cung Thiên văn Moscow.' Với khách Việt yêu thiên văn hay lịch sử vũ trụ, đây là chi tiết chạm tới cảm xúc mạnh nhất.</w:t>
       </w:r>
     </w:p>
     <w:p>
@@ -986,6 +1112,51 @@
       </w:r>
     </w:p>
     <w:p>
+      <w:r>
+        <w:rPr>
+          <w:sz w:val="22"/>
+        </w:rPr>
+        <w:t xml:space="preserve">• Moscow City Web Site (mos.ru) — Chief exhibits of the Moscow Planetarium — </w:t>
+      </w:r>
+      <w:r>
+        <w:rPr>
+          <w:color w:val="204A86"/>
+          <w:sz w:val="20"/>
+        </w:rPr>
+        <w:t>https://www.mos.ru/en/news/item/65096073/</w:t>
+      </w:r>
+    </w:p>
+    <w:p>
+      <w:r>
+        <w:rPr>
+          <w:sz w:val="22"/>
+        </w:rPr>
+        <w:t xml:space="preserve">• GW2RU — 5 things to do at the Moscow Planetarium — </w:t>
+      </w:r>
+      <w:r>
+        <w:rPr>
+          <w:color w:val="204A86"/>
+          <w:sz w:val="20"/>
+        </w:rPr>
+        <w:t>https://www.gw2ru.com/science-and-tech/1848-moscow-planetarium-facts</w:t>
+      </w:r>
+    </w:p>
+    <w:p>
+      <w:r>
+        <w:rPr>
+          <w:sz w:val="22"/>
+        </w:rPr>
+        <w:t xml:space="preserve">• Ủy ban Liên bang Nga về UNESCO — The Moscow Planetarium — </w:t>
+      </w:r>
+      <w:r>
+        <w:rPr>
+          <w:color w:val="204A86"/>
+          <w:sz w:val="20"/>
+        </w:rPr>
+        <w:t>https://unesco.ru/en/news/48-planetarium/</w:t>
+      </w:r>
+    </w:p>
+    <w:p>
       <w:pPr>
         <w:pStyle w:val="Heading2"/>
       </w:pPr>
@@ -1053,11 +1224,38 @@
     <w:p>
       <w:r>
         <w:rPr>
+          <w:color w:val="5C6773"/>
+          <w:sz w:val="20"/>
+        </w:rPr>
+        <w:t>mos.ru 'Chief exhibits of the Moscow Planetarium' — con lắc Foucault lớn nhất nước Nga (quả cầu 50 kg, dây 16 m; nguyên lý do Léon Foucault trình diễn 1851 tại Panthéon, Paris), quả cầu plasma (nguyên mẫu của Tesla 1894), kính phản xạ Newton &amp; bản sao kính Galileo, máy chiếu Model II (1929) và Universarium M9 (hơn 9.000 sao), địa cầu Hevelius (1.564 sao), buồng mây Wilson.</w:t>
+      </w:r>
+    </w:p>
+    <w:p>
+      <w:r>
+        <w:rPr>
+          <w:color w:val="5C6773"/>
+          <w:sz w:val="20"/>
+        </w:rPr>
+        <w:t>GW2RU '5 things to do at the Moscow Planetarium' — Đại Sảnh Sao vòm 25 m; Đài quan sát Lớn với kính 300 mm (giới thiệu là lớn nhất Moscow); Bảo tàng Urania hơn 100 thiên thạch (gồm đá Mặt Trăng &amp; Sao Hỏa), mảnh thiên thạch Seymchan 1.652 kg; Lunarium (tạo sóng thần/lốc xoáy/động đất, điều khiển trạm vũ trụ); Công viên Bầu Trời với đồng hồ mặt trời, địa cầu, mô hình Trái Đất–Mặt Trăng.</w:t>
+      </w:r>
+    </w:p>
+    <w:p>
+      <w:r>
+        <w:rPr>
+          <w:color w:val="5C6773"/>
+          <w:sz w:val="20"/>
+        </w:rPr>
+        <w:t>Ủy ban Liên bang Nga về UNESCO — năm 1947 mở 'sân thiên văn' lớn nhất Moscow; Thế chiến II tổ chức bài giảng cho trinh sát &amp; phi công, huấn luyện hoa tiêu không quân tầm xa, chỉ đóng cửa khoảng 2 tháng; 1960–1975 mọi nhà du hành vũ trụ Liên Xô học định vị thiên văn tại đây; câu nói của Aleksey Leonov; lắp máy chiếu Carl Zeiss Universarium M9 trong đợt trùng tu.</w:t>
+      </w:r>
+    </w:p>
+    <w:p>
+      <w:r>
+        <w:rPr>
           <w:i/>
           <w:color w:val="5C6773"/>
           <w:sz w:val="18"/>
         </w:rPr>
-        <w:t>Tài liệu nội bộ — không dùng cho mục đích public. Biên soạn nguyên gốc, có dẫn nguồn. Cập nhật 2026-08-11.</w:t>
+        <w:t>Tài liệu nội bộ — không dùng cho mục đích public. Biên soạn nguyên gốc, có dẫn nguồn. Cập nhật 2026-09-28.</w:t>
       </w:r>
     </w:p>
     <w:sectPr>
